--- a/workspaces/instructivos/PCE2_PROCEDIMIENTO_FORMATO_DE_DISPERSION_DE_NOMINA.docx
+++ b/workspaces/instructivos/PCE2_PROCEDIMIENTO_FORMATO_DE_DISPERSION_DE_NOMINA.docx
@@ -667,22 +667,22 @@
     </w:p>
     <w:p>
       <w:r>
-        <w:t>Archivo "nomina.xlsx" — Base de datos de nómina con los importes netos a dispersar (columna Z).</w:t>
-      </w:r>
-    </w:p>
-    <w:p>
-      <w:r>
-        <w:t>Archivo "formato convertidor de pagos.xlsx" — Plantilla para preparar los datos antes de la dispersión bancaria.</w:t>
+        <w:t xml:space="preserve">Archivo "nomina.xlsx" — Base de datos de nómina con los importes netos a dispersar (columna Z).</w:t>
+      </w:r>
+    </w:p>
+    <w:p>
+      <w:r>
+        <w:t xml:space="preserve">Archivo "formato convertidor de pagos.xlsx" — Plantilla para preparar los datos antes de la dispersión bancaria.</w:t>
+      </w:r>
+    </w:p>
+    <w:p>
+      <w:r>
+        <w:t xml:space="preserve">Carpeta "Formato Dispersión" — Carpeta destino para los archivos generados de dispersión.</w:t>
       </w:r>
     </w:p>
     <w:p>
       <w:r>
         <w:t xml:space="preserve">Convertidor de Pagos (ejecutable) — Aplicación para generar el archivo de dispersión con configuración Emisora 63157.</w:t>
-      </w:r>
-    </w:p>
-    <w:p>
-      <w:r>
-        <w:t xml:space="preserve">Carpeta "Formato Dispersión" — Carpeta destino para los archivos generados de dispersión.</w:t>
       </w:r>
     </w:p>
     <w:p>
@@ -717,17 +717,7 @@
     </w:p>
     <w:p>
       <w:r>
-        <w:t xml:space="preserve">Emisora: Número que identifica a la empresa ante el banco para la dispersión de pagos (63157 para Proteg-rt).</w:t>
-      </w:r>
-    </w:p>
-    <w:p>
-      <w:r>
-        <w:t xml:space="preserve">Cuenta Cargo: Cuenta bancaria desde la cual se debitan los fondos para la dispersión de nómina.</w:t>
-      </w:r>
-    </w:p>
-    <w:p>
-      <w:r>
-        <w:t xml:space="preserve">Neto: Importe final a pagar a cada empleado después de deducciones, ubicado en la columna Z del archivo nomina.xlsx.</w:t>
+        <w:t xml:space="preserve">Convertidor de Pagos: Aplicación informática que transforma los datos de nómina a un formato estandarizado aceptado por el sistema bancario.</w:t>
       </w:r>
     </w:p>
     <w:p>
@@ -1349,6 +1339,18 @@
         <w:t>.</w:t>
       </w:r>
     </w:p>
+    <w:sectPr>
+      <w:headerReference w:type="even" r:id="rId9"/>
+      <w:headerReference w:type="default" r:id="rId10"/>
+      <w:footerReference w:type="default" r:id="rId11"/>
+      <w:headerReference w:type="first" r:id="rId12"/>
+      <w:pgSz w:w="12240" w:h="15840"/>
+      <w:pgMar w:top="1417" w:right="1701" w:bottom="1417" w:left="1701" w:header="709" w:footer="397" w:gutter="0"/>
+      <w:pgNumType w:start="0"/>
+      <w:cols w:space="708"/>
+      <w:titlePg/>
+      <w:docGrid w:linePitch="360"/>
+    </w:sectPr>
   </w:body>
 </w:document>
 </file>
